--- a/ru/wisdom-stories/prayer-for-everyone.docx
+++ b/ru/wisdom-stories/prayer-for-everyone.docx
@@ -90,7 +90,7 @@
           <w:lang/>
         </w:rPr>
         <w:br/>
-        <w:t>Помоги им, Всевышний!</w:t>
+        <w:t>Помоги, Всевышний!</w:t>
       </w:r>
     </w:p>
     <w:p>
